--- a/Templates/промежуточные_особые/внести отложка/отложение.docx
+++ b/Templates/промежуточные_особые/внести отложка/отложение.docx
@@ -289,7 +289,7 @@
     <w:p>
       <w:pPr>
         <w:tabs>
-          <w:tab w:val="left" w:pos="6300"/>
+          <w:tab w:pos="9354" w:val="right"/>
         </w:tabs>
         <w:spacing w:line="360" w:lineRule="auto"/>
       </w:pPr>
@@ -297,21 +297,15 @@
         <w:t>[66]</w:t>
       </w:r>
       <w:r>
-        <w:t xml:space="preserve">                                        </w:t>
+        <w:tab/>
       </w:r>
-      <w:r>
-        <w:t xml:space="preserve">                                                   </w:t>
-      </w:r>
-      <w:r>
-        <w:t xml:space="preserve"> </w:t>
-      </w:r>
+      <w:r/>
+      <w:r/>
       <w:bookmarkStart w:id="0" w:name="_GoBack"/>
       <w:bookmarkEnd w:id="0"/>
+      <w:r/>
       <w:r>
-        <w:t xml:space="preserve">    </w:t>
-      </w:r>
-      <w:r>
-        <w:t xml:space="preserve">                      Дело № </w:t>
+        <w:t xml:space="preserve">Дело № </w:t>
       </w:r>
       <w:r>
         <w:t>[1]-</w:t>
@@ -548,7 +542,7 @@
         <w:t xml:space="preserve">Арбитражный суд Ростовской области </w:t>
       </w:r>
       <w:r>
-        <w:t xml:space="preserve">с заявлением о включении в реестр требований кредиторов должника задолженности в размере [12]руб., из них:  [13] руб.– основной долг,  [14] руб. – проценты, [17] руб. - </w:t>
+        <w:t xml:space="preserve">с заявлением о включении в реестр требований кредиторов должника задолженности в размере [12] руб., из них:  [13] руб.– основной долг,  [14] руб. – проценты, [17] руб. - </w:t>
       </w:r>
       <w:proofErr w:type="gramStart"/>
       <w:r>
@@ -765,13 +759,17 @@
     </w:p>
     <w:p>
       <w:pPr>
+        <w:tabs>
+          <w:tab w:pos="9354" w:val="right"/>
+        </w:tabs>
         <w:jc w:val="both"/>
         <w:rPr>
           <w:lang w:val="en-US"/>
         </w:rPr>
       </w:pPr>
       <w:r>
-        <w:t xml:space="preserve">Судья                                                                                                                            </w:t>
+        <w:t>Судья</w:t>
+        <w:tab/>
       </w:r>
       <w:r>
         <w:rPr>
